--- a/Лабораторна робота 4 Звіт.docx
+++ b/Лабораторна робота 4 Звіт.docx
@@ -148,6 +148,7 @@
         </w:rPr>
         <w:t>(</w:t>
       </w:r>
+      <w:proofErr w:type="spellStart"/>
       <w:r>
         <w:rPr>
           <w:i/>
@@ -157,8 +158,33 @@
           <w:szCs w:val="28"/>
           <w:shd w:val="clear" w:color="auto" w:fill="FFFFFF"/>
         </w:rPr>
-        <w:t>mutual exclusion</w:t>
-      </w:r>
+        <w:t>mutual</w:t>
+      </w:r>
+      <w:proofErr w:type="spellEnd"/>
+      <w:r>
+        <w:rPr>
+          <w:i/>
+          <w:iCs/>
+          <w:color w:val="202122"/>
+          <w:sz w:val="28"/>
+          <w:szCs w:val="28"/>
+          <w:shd w:val="clear" w:color="auto" w:fill="FFFFFF"/>
+        </w:rPr>
+        <w:t xml:space="preserve"> </w:t>
+      </w:r>
+      <w:proofErr w:type="spellStart"/>
+      <w:r>
+        <w:rPr>
+          <w:i/>
+          <w:iCs/>
+          <w:color w:val="202122"/>
+          <w:sz w:val="28"/>
+          <w:szCs w:val="28"/>
+          <w:shd w:val="clear" w:color="auto" w:fill="FFFFFF"/>
+        </w:rPr>
+        <w:t>exclusion</w:t>
+      </w:r>
+      <w:proofErr w:type="spellEnd"/>
       <w:r>
         <w:rPr>
           <w:color w:val="202122"/>
@@ -253,6 +279,7 @@
         </w:rPr>
         <w:t>(</w:t>
       </w:r>
+      <w:proofErr w:type="spellStart"/>
       <w:r>
         <w:rPr>
           <w:i/>
@@ -262,8 +289,57 @@
           <w:szCs w:val="28"/>
           <w:shd w:val="clear" w:color="auto" w:fill="FFFFFF"/>
         </w:rPr>
-        <w:t>hold and wait</w:t>
-      </w:r>
+        <w:t>hold</w:t>
+      </w:r>
+      <w:proofErr w:type="spellEnd"/>
+      <w:r>
+        <w:rPr>
+          <w:i/>
+          <w:iCs/>
+          <w:color w:val="202122"/>
+          <w:sz w:val="28"/>
+          <w:szCs w:val="28"/>
+          <w:shd w:val="clear" w:color="auto" w:fill="FFFFFF"/>
+        </w:rPr>
+        <w:t xml:space="preserve"> </w:t>
+      </w:r>
+      <w:proofErr w:type="spellStart"/>
+      <w:r>
+        <w:rPr>
+          <w:i/>
+          <w:iCs/>
+          <w:color w:val="202122"/>
+          <w:sz w:val="28"/>
+          <w:szCs w:val="28"/>
+          <w:shd w:val="clear" w:color="auto" w:fill="FFFFFF"/>
+        </w:rPr>
+        <w:t>and</w:t>
+      </w:r>
+      <w:proofErr w:type="spellEnd"/>
+      <w:r>
+        <w:rPr>
+          <w:i/>
+          <w:iCs/>
+          <w:color w:val="202122"/>
+          <w:sz w:val="28"/>
+          <w:szCs w:val="28"/>
+          <w:shd w:val="clear" w:color="auto" w:fill="FFFFFF"/>
+        </w:rPr>
+        <w:t xml:space="preserve"> </w:t>
+      </w:r>
+      <w:proofErr w:type="spellStart"/>
+      <w:r>
+        <w:rPr>
+          <w:i/>
+          <w:iCs/>
+          <w:color w:val="202122"/>
+          <w:sz w:val="28"/>
+          <w:szCs w:val="28"/>
+          <w:shd w:val="clear" w:color="auto" w:fill="FFFFFF"/>
+        </w:rPr>
+        <w:t>wait</w:t>
+      </w:r>
+      <w:proofErr w:type="spellEnd"/>
       <w:r>
         <w:rPr>
           <w:color w:val="202122"/>
@@ -358,6 +434,7 @@
         </w:rPr>
         <w:t>(</w:t>
       </w:r>
+      <w:proofErr w:type="spellStart"/>
       <w:r>
         <w:rPr>
           <w:i/>
@@ -367,8 +444,33 @@
           <w:szCs w:val="28"/>
           <w:shd w:val="clear" w:color="auto" w:fill="FFFFFF"/>
         </w:rPr>
-        <w:t>no preemption</w:t>
-      </w:r>
+        <w:t>no</w:t>
+      </w:r>
+      <w:proofErr w:type="spellEnd"/>
+      <w:r>
+        <w:rPr>
+          <w:i/>
+          <w:iCs/>
+          <w:color w:val="202122"/>
+          <w:sz w:val="28"/>
+          <w:szCs w:val="28"/>
+          <w:shd w:val="clear" w:color="auto" w:fill="FFFFFF"/>
+        </w:rPr>
+        <w:t xml:space="preserve"> </w:t>
+      </w:r>
+      <w:proofErr w:type="spellStart"/>
+      <w:r>
+        <w:rPr>
+          <w:i/>
+          <w:iCs/>
+          <w:color w:val="202122"/>
+          <w:sz w:val="28"/>
+          <w:szCs w:val="28"/>
+          <w:shd w:val="clear" w:color="auto" w:fill="FFFFFF"/>
+        </w:rPr>
+        <w:t>preemption</w:t>
+      </w:r>
+      <w:proofErr w:type="spellEnd"/>
       <w:r>
         <w:rPr>
           <w:color w:val="202122"/>
@@ -463,6 +565,7 @@
         </w:rPr>
         <w:t>(</w:t>
       </w:r>
+      <w:proofErr w:type="spellStart"/>
       <w:r>
         <w:rPr>
           <w:i/>
@@ -472,8 +575,33 @@
           <w:szCs w:val="28"/>
           <w:shd w:val="clear" w:color="auto" w:fill="FFFFFF"/>
         </w:rPr>
-        <w:t>circular wait</w:t>
-      </w:r>
+        <w:t>circular</w:t>
+      </w:r>
+      <w:proofErr w:type="spellEnd"/>
+      <w:r>
+        <w:rPr>
+          <w:i/>
+          <w:iCs/>
+          <w:color w:val="202122"/>
+          <w:sz w:val="28"/>
+          <w:szCs w:val="28"/>
+          <w:shd w:val="clear" w:color="auto" w:fill="FFFFFF"/>
+        </w:rPr>
+        <w:t xml:space="preserve"> </w:t>
+      </w:r>
+      <w:proofErr w:type="spellStart"/>
+      <w:r>
+        <w:rPr>
+          <w:i/>
+          <w:iCs/>
+          <w:color w:val="202122"/>
+          <w:sz w:val="28"/>
+          <w:szCs w:val="28"/>
+          <w:shd w:val="clear" w:color="auto" w:fill="FFFFFF"/>
+        </w:rPr>
+        <w:t>wait</w:t>
+      </w:r>
+      <w:proofErr w:type="spellEnd"/>
       <w:r>
         <w:rPr>
           <w:color w:val="202122"/>
@@ -636,6 +764,7 @@
       <w:r>
         <w:rPr>
           <w:rFonts w:ascii="Times New Roman" w:hAnsi="Times New Roman" w:cs="Times New Roman"/>
+          <w:noProof/>
           <w:sz w:val="28"/>
           <w:szCs w:val="28"/>
           <w:lang w:val="ru-RU"/>
@@ -689,6 +818,7 @@
       <w:r>
         <w:rPr>
           <w:rFonts w:ascii="Times New Roman" w:hAnsi="Times New Roman" w:cs="Times New Roman"/>
+          <w:noProof/>
           <w:sz w:val="28"/>
           <w:szCs w:val="28"/>
           <w:lang w:val="ru-RU"/>
@@ -805,6 +935,7 @@
       <w:r>
         <w:rPr>
           <w:rFonts w:ascii="Times New Roman" w:hAnsi="Times New Roman" w:cs="Times New Roman"/>
+          <w:noProof/>
           <w:sz w:val="28"/>
           <w:szCs w:val="28"/>
         </w:rPr>
@@ -853,6 +984,7 @@
       <w:r>
         <w:rPr>
           <w:rFonts w:ascii="Times New Roman" w:hAnsi="Times New Roman" w:cs="Times New Roman"/>
+          <w:noProof/>
           <w:sz w:val="28"/>
           <w:szCs w:val="28"/>
         </w:rPr>
@@ -920,8 +1052,6 @@
         </w:rPr>
         <w:t>Kotlin</w:t>
       </w:r>
-      <w:bookmarkStart w:id="0" w:name="_GoBack"/>
-      <w:bookmarkEnd w:id="0"/>
       <w:r>
         <w:rPr>
           <w:sz w:val="28"/>
@@ -972,6 +1102,7 @@
       <w:r>
         <w:rPr>
           <w:rFonts w:ascii="Times New Roman" w:hAnsi="Times New Roman" w:cs="Times New Roman"/>
+          <w:noProof/>
           <w:sz w:val="28"/>
           <w:szCs w:val="28"/>
           <w:lang w:val="ru-RU"/>
@@ -1021,6 +1152,7 @@
       <w:r>
         <w:rPr>
           <w:rFonts w:ascii="Times New Roman" w:hAnsi="Times New Roman" w:cs="Times New Roman"/>
+          <w:noProof/>
           <w:sz w:val="28"/>
           <w:szCs w:val="28"/>
           <w:lang w:val="ru-RU"/>
@@ -1196,8 +1328,9 @@
           <w:sz w:val="28"/>
           <w:szCs w:val="28"/>
         </w:rPr>
-        <w:t>Посилання на Git-репозиторій</w:t>
-      </w:r>
+        <w:t xml:space="preserve">Посилання на </w:t>
+      </w:r>
+      <w:proofErr w:type="spellStart"/>
       <w:r>
         <w:rPr>
           <w:rFonts w:ascii="Times New Roman" w:hAnsi="Times New Roman" w:cs="Times New Roman"/>
@@ -1205,10 +1338,10 @@
           <w:bCs/>
           <w:sz w:val="28"/>
           <w:szCs w:val="28"/>
-          <w:lang w:val="ru-RU"/>
-        </w:rPr>
-        <w:t>:</w:t>
-      </w:r>
+        </w:rPr>
+        <w:t>Git</w:t>
+      </w:r>
+      <w:proofErr w:type="spellEnd"/>
       <w:r>
         <w:rPr>
           <w:rFonts w:ascii="Times New Roman" w:hAnsi="Times New Roman" w:cs="Times New Roman"/>
@@ -1216,13 +1349,68 @@
           <w:bCs/>
           <w:sz w:val="28"/>
           <w:szCs w:val="28"/>
+        </w:rPr>
+        <w:t>-репозиторій</w:t>
+      </w:r>
+      <w:r>
+        <w:rPr>
+          <w:rFonts w:ascii="Times New Roman" w:hAnsi="Times New Roman" w:cs="Times New Roman"/>
+          <w:b/>
+          <w:bCs/>
+          <w:sz w:val="28"/>
+          <w:szCs w:val="28"/>
           <w:lang w:val="ru-RU"/>
         </w:rPr>
+        <w:t>:</w:t>
+      </w:r>
+      <w:r>
+        <w:rPr>
+          <w:rFonts w:ascii="Times New Roman" w:hAnsi="Times New Roman" w:cs="Times New Roman"/>
+          <w:b/>
+          <w:bCs/>
+          <w:sz w:val="28"/>
+          <w:szCs w:val="28"/>
+          <w:lang w:val="ru-RU"/>
+        </w:rPr>
         <w:t xml:space="preserve"> </w:t>
       </w:r>
+      <w:hyperlink r:id="rId12" w:history="1">
+        <w:r>
+          <w:rPr>
+            <w:rStyle w:val="a8"/>
+            <w:rFonts w:ascii="Times New Roman" w:hAnsi="Times New Roman" w:cs="Times New Roman"/>
+            <w:sz w:val="28"/>
+            <w:szCs w:val="28"/>
+            <w:lang w:val="ru-RU"/>
+          </w:rPr>
+          <w:t>https://github.co</w:t>
+        </w:r>
+        <w:bookmarkStart w:id="0" w:name="_GoBack"/>
+        <w:bookmarkEnd w:id="0"/>
+        <w:r>
+          <w:rPr>
+            <w:rStyle w:val="a8"/>
+            <w:rFonts w:ascii="Times New Roman" w:hAnsi="Times New Roman" w:cs="Times New Roman"/>
+            <w:sz w:val="28"/>
+            <w:szCs w:val="28"/>
+            <w:lang w:val="ru-RU"/>
+          </w:rPr>
+          <w:t>m</w:t>
+        </w:r>
+        <w:r>
+          <w:rPr>
+            <w:rStyle w:val="a8"/>
+            <w:rFonts w:ascii="Times New Roman" w:hAnsi="Times New Roman" w:cs="Times New Roman"/>
+            <w:sz w:val="28"/>
+            <w:szCs w:val="28"/>
+            <w:lang w:val="ru-RU"/>
+          </w:rPr>
+          <w:t>/OleksandrTretiak1/LabPP4</w:t>
+        </w:r>
+      </w:hyperlink>
     </w:p>
     <w:sectPr>
-      <w:headerReference w:type="first" r:id="rId12"/>
+      <w:headerReference w:type="first" r:id="rId13"/>
       <w:pgSz w:w="11906" w:h="16838"/>
       <w:pgMar w:top="1134" w:right="1134" w:bottom="1134" w:left="1134" w:header="708" w:footer="708" w:gutter="0"/>
       <w:cols w:space="708"/>
@@ -1800,6 +1988,7 @@
   <w:style w:type="character" w:default="1" w:styleId="a0">
     <w:name w:val="Default Paragraph Font"/>
     <w:uiPriority w:val="1"/>
+    <w:semiHidden/>
     <w:unhideWhenUsed/>
   </w:style>
   <w:style w:type="table" w:default="1" w:styleId="a1">
@@ -1881,6 +2070,41 @@
       <w:sz w:val="24"/>
       <w:szCs w:val="24"/>
       <w:lang w:eastAsia="uk-UA"/>
+    </w:rPr>
+  </w:style>
+  <w:style w:type="character" w:styleId="a8">
+    <w:name w:val="Hyperlink"/>
+    <w:basedOn w:val="a0"/>
+    <w:uiPriority w:val="99"/>
+    <w:unhideWhenUsed/>
+    <w:rsid w:val="00E4016A"/>
+    <w:rPr>
+      <w:color w:val="0563C1" w:themeColor="hyperlink"/>
+      <w:u w:val="single"/>
+    </w:rPr>
+  </w:style>
+  <w:style w:type="character" w:styleId="a9">
+    <w:name w:val="Unresolved Mention"/>
+    <w:basedOn w:val="a0"/>
+    <w:uiPriority w:val="99"/>
+    <w:semiHidden/>
+    <w:unhideWhenUsed/>
+    <w:rsid w:val="00E4016A"/>
+    <w:rPr>
+      <w:color w:val="605E5C"/>
+      <w:shd w:val="clear" w:color="auto" w:fill="E1DFDD"/>
+    </w:rPr>
+  </w:style>
+  <w:style w:type="character" w:styleId="aa">
+    <w:name w:val="FollowedHyperlink"/>
+    <w:basedOn w:val="a0"/>
+    <w:uiPriority w:val="99"/>
+    <w:semiHidden/>
+    <w:unhideWhenUsed/>
+    <w:rsid w:val="00E4016A"/>
+    <w:rPr>
+      <w:color w:val="954F72" w:themeColor="followedHyperlink"/>
+      <w:u w:val="single"/>
     </w:rPr>
   </w:style>
 </w:styles>
